--- a/zaini_case_audit_output/outputs/word/documents/126_مزرعة الوادي 1436 (zip).docx
+++ b/zaini_case_audit_output/outputs/word/documents/126_مزرعة الوادي 1436 (zip).docx
@@ -51,6 +51,20 @@
           <w:i/>
         </w:rPr>
         <w:t>[مخرج آلي / Script Output - سماوي]  [مخرج آلي يحتاج مراجعة بشرية - وردي]</w:t>
+      </w:r>
+    </w:p>
+    <w:p>
+      <w:pPr>
+        <w:jc w:val="right"/>
+        <w:bidi/>
+      </w:pPr>
+      <w:r>
+        <w:rPr>
+          <w:b w:val="0"/>
+          <w:i/>
+          <w:color w:val="C00000"/>
+        </w:rPr>
+        <w:t>[نص ممسوح OCR صُحِّح ترتيبه آلياً — قد يحتوي أخطاء طفيفة]</w:t>
       </w:r>
     </w:p>
     <w:p/>
@@ -1184,7 +1198,7 @@
         </w:rPr>
         <w:t>ploz Zt €0 16921 ‏جر سمس‎ AR OCD ot retry we IO SD ‏مسيم موب‎ PLO F*</w:t>
         <w:br/>
-        <w:t>260 94921 IP ‏دج‎ me? reir ‏مسبو‎ FKP ‏مهلي‎ Per ‏رج‎ oz ¢*</w:t>
+        <w:t>*¢ oz ‎جر‏ Per ‎يلهم‏ FKP ‎وبسم‏ reir ?me ‎جد‏ IP 94921 260</w:t>
       </w:r>
     </w:p>
     <w:p>
@@ -2388,7 +2402,7 @@
         </w:rPr>
         <w:t>[صفحة 4 - OCR]</w:t>
         <w:br/>
-        <w:t>مسب حص كه 0 د</w:t>
+        <w:t>د 0 هك صح بسم</w:t>
       </w:r>
     </w:p>
     <w:p>
@@ -2512,7 +2526,7 @@
           <w:b w:val="0"/>
           <w:i w:val="0"/>
         </w:rPr>
-        <w:t>‎91029091 ‏ارناف‎ eke Pitre ree ‏جيم يي‎ | PRI Pry oO ey ‏كص لكي‎ 902</w:t>
+        <w:t>902 ‎يكل صك‏ ey oO Pry PRI | ‎يي ميج‏ ree Pitre eke ‎فانرا‏ 91029091‎</w:t>
       </w:r>
     </w:p>
     <w:p>

--- a/zaini_case_audit_output/outputs/word/documents/126_مزرعة الوادي 1436 (zip).docx
+++ b/zaini_case_audit_output/outputs/word/documents/126_مزرعة الوادي 1436 (zip).docx
@@ -78,7 +78,7 @@
           <w:b w:val="0"/>
           <w:i w:val="0"/>
         </w:rPr>
-        <w:t>[أرشيف 1RGOZ33jzhFIi8_3uIkTviQ670XF1dVg_.zip - عدد الملفات الداخلية: 4 - طريقة: zip]</w:t>
+        <w:t>[zip :ةقيرط - 4 :ةيلخادلا تافلملا ددع - 1RGOZ33jzhFIi8_3uIkTviQ670XF1dVg_.zip فيشرأ]</w:t>
       </w:r>
     </w:p>
     <w:p>
@@ -95,7 +95,7 @@
         <w:br/>
         <w:t>[صفحة 1 - OCR]</w:t>
         <w:br/>
-        <w:t>شركة أوز كقفو المحدودة</w:t>
+        <w:t>ةدودحملا وفقك زوأ ةكرش</w:t>
         <w:br/>
         <w:t>ص.ب 5499 جدة ‎VVOVE‏</w:t>
       </w:r>
@@ -110,7 +110,7 @@
           <w:b w:val="0"/>
           <w:i w:val="0"/>
         </w:rPr>
-        <w:t>التاريت): 2015/3/11 ص 08:41:07</w:t>
+        <w:t>08:41:07 ص 2015/3/11 :(تيراتلا</w:t>
         <w:br/>
         <w:t>صفحة رقم : 1</w:t>
         <w:br/>
@@ -127,9 +127,9 @@
           <w:b w:val="0"/>
           <w:i w:val="0"/>
         </w:rPr>
-        <w:t>مسلسل: 384 التاريخ :2015/3/11 اليوميةالفرعية :</w:t>
+        <w:t>: ةيعرفلاةيمويلا :2015/3/11 خيراتلا 384 :لسلسم</w:t>
         <w:br/>
-        <w:t>رقم القيد: 384 شرح القيد المتصوفة على شركة اسامة الراعية بواسعاة ‎cae‏</w:t>
+        <w:t>‏cae‎ ةاعساوب ةيعارلا ةماسا ةكرش ىلع ةفوصتملا ديقلا حرش 384 :ديقلا مقر</w:t>
       </w:r>
     </w:p>
     <w:p>
@@ -234,15 +234,15 @@
           <w:b w:val="0"/>
           <w:i w:val="0"/>
         </w:rPr>
-        <w:t>شركة 550 ‎gaily de‏ قاطمة للدواجن المحدودة</w:t>
+        <w:t>ةدودحملا نجاودلل ةمطاق ‏de gaily‎ 550 ةكرش</w:t>
         <w:br/>
         <w:t>شركة ذات مسئولية محدودة</w:t>
         <w:br/>
-        <w:t>رأس المال المدفوع ‎Tyee sees‏ ريال سعودي</w:t>
+        <w:t>يدوعس لاير ‏sees Tyee‎ عوفدملا لاملا سأر</w:t>
         <w:br/>
         <w:t>سرت :413113131</w:t>
         <w:br/>
-        <w:t>جدة - المملكة العربية السعودية</w:t>
+        <w:t>ةيدوعسلا ةيبرعلا ةكلمملا - ةدج</w:t>
       </w:r>
     </w:p>
     <w:p>
@@ -257,7 +257,7 @@
         </w:rPr>
         <w:t>التاريخ : 1436/03/23 —</w:t>
         <w:br/>
-        <w:t>الموافق : 2015/01/14 م</w:t>
+        <w:t>م 2015/01/14 : قفاوملا</w:t>
       </w:r>
     </w:p>
     <w:p>
@@ -270,7 +270,7 @@
           <w:b w:val="0"/>
           <w:i w:val="0"/>
         </w:rPr>
-        <w:t>سعادة الشيخ رأ سا مة أحمد زينى . الموقر.</w:t>
+        <w:t>.رقوملا . ىنيز دمحأ ةم اس أر خيشلا ةداعس</w:t>
         <w:br/>
         <w:t>تحية طيبة ويعد:</w:t>
         <w:br/>
@@ -278,21 +278,21 @@
         <w:br/>
         <w:t>مرفق لسعادتكم طيه كشوف الحسايات لمصروفات كلا من</w:t>
         <w:br/>
-        <w:t>البستان ومشروع الأغنام و الفيلا بالوادي عن شهرديسمسير 2014 م بمبلغ</w:t>
+        <w:t>غلبمب م 2014 ريسمسيدرهش نع يداولاب اليفلا و مانغألا عورشمو ناتسبلا</w:t>
         <w:br/>
         <w:t>و قدره )94,653.66( أربعة وتسعون الفا وستمائة ‎ADU,‏ وخمسون</w:t>
         <w:br/>
-        <w:t>ريالا وستة وستون هلله وكذا المبالغ المستحقة لكلا من البستان</w:t>
+        <w:t>ناتسبلا نم الكل ةقحتسملا غلابملا اذكو هلله نوتسو ةتسو الاير</w:t>
         <w:br/>
-        <w:t>ومشروع الأغنام نظير أعادة تقدير الوثيقة الطبية للتأمين مع</w:t>
+        <w:t>عم نيمأتلل ةيبطلا ةقيثولا ريدقت ةداعأ ريظن مانغألا عورشمو</w:t>
         <w:br/>
-        <w:t>المستندات الأصلية.</w:t>
+        <w:t>.ةيلصألا تادنتسملا</w:t>
         <w:br/>
-        <w:t>نرجو التكرم بتعميد الإدارة المالية لأصدار شيك لحسابنا للتسديد</w:t>
+        <w:t>ديدستلل انباسحل كيش رادصأل ةيلاملا ةرادإلا ديمعتب مركتلا وجرن</w:t>
         <w:br/>
-        <w:t>وأستعاضة الممصسروفات الشهرية للمزرعة.</w:t>
+        <w:t>.ةعرزملل ةيرهشلا تافورسصمملا ةضاعتسأو</w:t>
         <w:br/>
-        <w:t>الح</w:t>
+        <w:t>حلا</w:t>
         <w:br/>
         <w:t>‎ger‏</w:t>
         <w:br/>
@@ -308,7 +308,7 @@
         <w:br/>
         <w:t>رمع اماعنام 0 ‎av‏</w:t>
         <w:br/>
-        <w:t>‏“الى حم</w:t>
+        <w:t>مح ىلا“‏</w:t>
         <w:br/>
         <w:t>6</w:t>
         <w:br/>
@@ -353,11 +353,11 @@
           <w:b w:val="0"/>
           <w:i w:val="0"/>
         </w:rPr>
-        <w:t>STRUT CNY) OFENAV Oo ‏فاكس‎ FATT (HY) OMEVATY — ‏هاتف ,119810 وه‎ - 5١975 ‏الجموم‎ — TO he 9 5</w:t>
+        <w:t>5 9 he TO — ‎مومجلا‏ 5١975 - ‎هو 119810, فتاه‏ — OMEVATY (HY) FATT ‎سكاف‏ Oo OFENAV (CNY STRUT</w:t>
         <w:br/>
         <w:t>Farm - P.O. Box : 269 - Al-Iumoom 21926 - Tel. : 00966(012)5941907 / 5941923 - Fax: 00966 (01 2)5941915</w:t>
         <w:br/>
-        <w:t>E-mail : info@wadifatimahpoultry.com + ‏يريد الكتكروتي‎ - Website : www. wadifatimahpoultry.com</w:t>
+        <w:t>wadifatimahpoultry.com www. : Website - ‎يتوركتكلا ديري‏ + info@wadifatimahpoultry.com : E-mail</w:t>
       </w:r>
     </w:p>
     <w:p>
@@ -400,7 +400,7 @@
           <w:b w:val="0"/>
           <w:i w:val="0"/>
         </w:rPr>
-        <w:t>#المرارتاتت 0</w:t>
+        <w:t>0 تتاترارملا#</w:t>
       </w:r>
     </w:p>
     <w:p>
@@ -469,7 +469,7 @@
           <w:b w:val="0"/>
           <w:i w:val="0"/>
         </w:rPr>
-        <w:t>‎PEP reed eth TKO ePLOZ/EE #‏ كرام ‎HO‏ رسيم ‎Cope” a‏ متسس ‎FD eg?‏ مجن</w:t>
+        <w:t>نجم ‏?eg FD‎ سستم ‏a ”Cope‎ ميسر ‏HO‎ مارك ‏# ePLOZ/EE TKO eth reed PEP‎</w:t>
       </w:r>
     </w:p>
     <w:p>
@@ -521,7 +521,7 @@
           <w:b w:val="0"/>
           <w:i w:val="0"/>
         </w:rPr>
-        <w:t>‏* هورم مصعم جسم بكم ‎ots‏</w:t>
+        <w:t>‏ots‎ مكب مسج معصم مروه *‏</w:t>
       </w:r>
     </w:p>
     <w:p>
@@ -534,7 +534,7 @@
           <w:b w:val="0"/>
           <w:i w:val="0"/>
         </w:rPr>
-        <w:t>‎LOZ‏ عمسم جور ‎oO‏ حسم ‎rere? inom? tity‏ طم</w:t>
+        <w:t>مط ‏tity ?inom ?rere‎ مسح ‏oO‎ روج مسمع ‏LOZ‎</w:t>
       </w:r>
     </w:p>
     <w:p>
@@ -620,7 +620,7 @@
           <w:b w:val="0"/>
           <w:i w:val="0"/>
         </w:rPr>
-        <w:t>‏لط ررم مجعم و عبسب ‎pe?‏ )جم ‎eye‏</w:t>
+        <w:t>‏eye‎ مج( ‏?pe‎ بسبع و معجم مرر طل‏</w:t>
       </w:r>
     </w:p>
     <w:p>
@@ -919,7 +919,7 @@
           <w:b w:val="0"/>
           <w:i w:val="0"/>
         </w:rPr>
-        <w:t>50 PLOT ZL LE 206-0600 | = frre Fan (hen? ‏بي و‎ AE ‏وس عمس‎ KP eM rhe PLOZ 4 “lL bLZ</w:t>
+        <w:t>bLZ lL“ 4 PLOZ rhe eM KP ‎سمع سو‏ AE ‎و يب‏ ?hen) Fan frre = | 206-0600 LE ZL PLOT 50</w:t>
         <w:br/>
         <w:t>th PLOtZL LE ELOEL = PAO Fem pen ey en? SP et cher pLOz o - 100222</w:t>
         <w:br/>
@@ -946,7 +946,7 @@
         </w:rPr>
         <w:t>“G plot Zh FL PLELZ9 - PED Cee ret ‏كو‎ rem itty ep ey mm? (44) ° 00°6€z'Z - 0</w:t>
         <w:br/>
-        <w:t>“Py vlozZ1'80 2919207 AL ~ [res ‏و و عم‎ te ‏رسن كمسجب لكبو رست سبع‎ oh ‏ويسم‎ ١ -100 921</w:t>
+        <w:t>921 -100 ١ ‎مسيو‏ oh ‎عبس تسر وبكل بجسمك نسر‏ te ‎مع و و‏ res] ~ AL 2919207 80'vlozZ1 Py“</w:t>
         <w:br/>
         <w:t>&gt; ‏ع‎ 20710 02121 free Crys ‏جسم‎ Femicy ‏عب‎ APS (ret) ‏بكسي حسمي‎ tery a BLO”</w:t>
       </w:r>
@@ -1062,7 +1062,7 @@
           <w:b w:val="0"/>
           <w:i w:val="0"/>
         </w:rPr>
-        <w:t>PLOT ZTE LE |  /11-515001  -|مصعصو ‏يبب وي عمس عضي لحرو و وكوي‎ OH heer ‏جع‎ f°</w:t>
+        <w:t>°f ‎عج‏ heer OH ‎يوكو و ورحل يضع سمع يو ببي‏ وصعصم|-  /11-515001  | LE ZTE PLOT</w:t>
       </w:r>
     </w:p>
     <w:p>
@@ -1267,7 +1267,7 @@
         <w:br/>
         <w:t>[صفحة 1 - OCR]</w:t>
         <w:br/>
-        <w:t>شركة أوزكو المحدودة التلريخ : 2015/6/3 ص 08:07:00</w:t>
+        <w:t>08:07:00 ص 2015/6/3 : خيرلتلا ةدودحملا وكزوأ ةكرش</w:t>
         <w:br/>
         <w:t>ص.ب 54855 ‎Rarer tree) YVOVE bap‏</w:t>
         <w:br/>
@@ -1284,7 +1284,7 @@
           <w:b w:val="0"/>
           <w:i w:val="0"/>
         </w:rPr>
-        <w:t>التساريخ :2015/6/3 اليوميةالفرعية :</w:t>
+        <w:t>: ةيعرفلاةيمويلا :2015/6/3 خيراستلا</w:t>
         <w:br/>
         <w:t>شرح القيد: المنتصرف على شركة اسامة زينهالزراعية عن شهر</w:t>
       </w:r>
@@ -1365,15 +1365,15 @@
           <w:b w:val="0"/>
           <w:i w:val="0"/>
         </w:rPr>
-        <w:t>شركة مزرعة ‎gaily‏ كاطمة للدواجن المحدودة</w:t>
+        <w:t>ةدودحملا نجاودلل ةمطاك ‏gaily‎ ةعرزم ةكرش</w:t>
         <w:br/>
         <w:t>شركة ‎SIS‏ مسئولية محدودة</w:t>
         <w:br/>
-        <w:t>رأس امال المدفوع ‎76.00.2٠0١‏ ريال سعودي</w:t>
+        <w:t>يدوعس لاير ‏76.00.2٠0١‎ عوفدملا لاما سأر</w:t>
         <w:br/>
         <w:t>سات 11111</w:t>
         <w:br/>
-        <w:t>مكة المكرمة - المملكة الصربية السعودية</w:t>
+        <w:t>ةيدوعسلا ةيبرصلا ةكلمملا - ةمركملا ةكم</w:t>
       </w:r>
     </w:p>
     <w:p>
@@ -1388,7 +1388,7 @@
         </w:rPr>
         <w:t>التاريخ :1436/6/24 ه</w:t>
         <w:br/>
-        <w:t>المسوافق : 2015/4/13 م</w:t>
+        <w:t>م 2015/4/13 : قفاوسملا</w:t>
       </w:r>
     </w:p>
     <w:p>
@@ -1401,7 +1401,7 @@
           <w:b w:val="0"/>
           <w:i w:val="0"/>
         </w:rPr>
-        <w:t>سعادة الشيخ /أ سا مة أحمسد زيسسنى . الموقر.</w:t>
+        <w:t>.رقوملا . ىنسسيز دسمحأ ةم اس أ/ خيشلا ةداعس</w:t>
         <w:br/>
         <w:t>تحية طيبة وبعد: &amp;€</w:t>
       </w:r>
@@ -1418,17 +1418,17 @@
         </w:rPr>
         <w:t>مرفق لسعادتكم طيه كشفى الحساب لمصروفات كلا من البستان</w:t>
         <w:br/>
-        <w:t>ومشروع الأغنام بالوادى عن شهر مارس 2015 م بمبلغ و قدره</w:t>
+        <w:t>هردق و غلبمب م 2015 سرام رهش نع ىداولاب مانغألا عورشمو</w:t>
         <w:br/>
         <w:t>(80,196.56) ثمانون الفا ومائة وستة وتسعون ريالا وستة وخمسون</w:t>
         <w:br/>
-        <w:t>هلله وكذا المتحمصلات النقدية لمبيع أغنام مختلفة الحجم والنوع بمبلغ</w:t>
+        <w:t>غلبمب عونلاو مجحلا ةفلتخم مانغأ عيبمل ةيدقنلا تالصمحتملا اذكو هلله</w:t>
         <w:br/>
         <w:t>وقدره (47,850.00) سبعة وأربعون الفا وثمانمائة وخمسون ريالا</w:t>
         <w:br/>
-        <w:t>لاغير مع المستندات الأصلية لذا نرجو التكرم بتعميد الأدارة المالية</w:t>
+        <w:t>ةيلاملا ةرادألا ديمعتب مركتلا وجرن اذل ةيلصألا تادنتسملا عم ريغال</w:t>
         <w:br/>
-        <w:t>لأصدار شيك لحسابنا للسداد وأستعاضة السلفة الشهرية للمزرعة</w:t>
+        <w:t>ةعرزملل ةيرهشلا ةفلسلا ةضاعتسأو دادسلل انباسحل كيش رادصأل</w:t>
       </w:r>
     </w:p>
     <w:p>
@@ -1490,7 +1490,7 @@
           <w:b w:val="0"/>
           <w:i w:val="0"/>
         </w:rPr>
-        <w:t>الزرعة . ص.ب :554 - الجموم ‎TINT‏ - هاتف , 044191 - ‎TOSEIATE‏ )+( 499 6 - فاكس , ‎OMEVANG‏ )9( للكت</w:t>
+        <w:t>تكلل )9( ‏OMEVANG‎ , سكاف - 6 499 )+( ‏TOSEIATE‎ - 044191 , فتاه - ‏TINT‎ مومجلا - :554 ب.ص . ةعرزلا</w:t>
         <w:br/>
         <w:t>‎Farm - P.O. Box : 269 - Al-Jumoom 21926 - Tel. : 00966 (0) 2 5941907 / 5941923 - Fax: 00966 )0( 5941915‏</w:t>
       </w:r>
@@ -1505,7 +1505,7 @@
           <w:b w:val="0"/>
           <w:i w:val="0"/>
         </w:rPr>
-        <w:t>F-mail ٠ wadifatimahnf@Mbatmail cam +40 ‏نامل الكت‎</w:t>
+        <w:t>‎تكلا لمان‏ 40+ cam wadifatimahnf@Mbatmail ٠ F-mail</w:t>
       </w:r>
     </w:p>
     <w:p>
@@ -1548,7 +1548,7 @@
         <w:br/>
         <w:t>[صفحة 1 - OCR]</w:t>
         <w:br/>
-        <w:t>شركة أوزكو المحدودة القارييخ: 2015/7/27 ص 08:10:07</w:t>
+        <w:t>08:10:07 ص 2015/7/27 :خييراقلا ةدودحملا وكزوأ ةكرش</w:t>
         <w:br/>
         <w:t>‎YVOVE ban 51449 Ge‏ ‘ صفحة رقم : 1</w:t>
       </w:r>
@@ -1576,9 +1576,9 @@
           <w:b w:val="0"/>
           <w:i w:val="0"/>
         </w:rPr>
-        <w:t>التسساريخ : 2015/7/27 اليوميةالفرعية : المسلسل :</w:t>
+        <w:t>: لسلسملا : ةيعرفلاةيمويلا 2015/7/27 : خيراسستلا</w:t>
         <w:br/>
-        <w:t>شر القيد: المنتصرف على شركة اسامة الزراعية بواسطةمزرعة الدواجن عن</w:t>
+        <w:t>نع نجاودلا ةعرزمةطساوب ةيعارزلا ةماسا ةكرش ىلع فرصتنملا :ديقلا رش</w:t>
       </w:r>
     </w:p>
     <w:p>
@@ -1623,7 +1623,7 @@
           <w:b w:val="0"/>
           <w:i w:val="0"/>
         </w:rPr>
-        <w:t>الأجمالى :| 69,167 69,167 |</w:t>
+        <w:t>| 167,69 167,69 |: ىلامجألا</w:t>
         <w:br/>
         <w:t>على ‎saath‏</w:t>
       </w:r>
@@ -1638,7 +1638,7 @@
           <w:b w:val="0"/>
           <w:i w:val="0"/>
         </w:rPr>
-        <w:t>- نهاية التقري</w:t>
+        <w:t>يرقتلا ةياهن -</w:t>
       </w:r>
     </w:p>
     <w:p>
@@ -1685,15 +1685,15 @@
           <w:b w:val="0"/>
           <w:i w:val="0"/>
         </w:rPr>
-        <w:t>‎oye ,‏ مزرعة ‎gaily‏ قاطية للدواجن المحدودة</w:t>
+        <w:t>ةدودحملا نجاودلل ةيطاق ‏gaily‎ ةعرزم ‏, oye‎</w:t>
         <w:br/>
         <w:t>شركة ذات مسثولية محدودة</w:t>
         <w:br/>
-        <w:t>رأس المال المدفوع ‎18.000.0٠١‏ ريال سعودي</w:t>
+        <w:t>يدوعس لاير ‏18.000.0٠١‎ عوفدملا لاملا سأر</w:t>
         <w:br/>
         <w:t>لت ‎10٠١1575١‏</w:t>
         <w:br/>
-        <w:t>‏مكة المكرمة - المملكة العربية السعودية</w:t>
+        <w:t>ةيدوعسلا ةيبرعلا ةكلمملا - ةمركملا ةكم‏</w:t>
       </w:r>
     </w:p>
     <w:p>
@@ -1708,7 +1708,7 @@
         </w:rPr>
         <w:t>‏التاريخ :1436/8/21 ه</w:t>
         <w:br/>
-        <w:t>الموافق : 2015/06/09 م</w:t>
+        <w:t>م 2015/06/09 : قفاوملا</w:t>
       </w:r>
     </w:p>
     <w:p>
@@ -1721,7 +1721,7 @@
           <w:b w:val="0"/>
           <w:i w:val="0"/>
         </w:rPr>
-        <w:t>‏سعادة الشيخ رأ سامة أحمد زينى . الموقر.</w:t>
+        <w:t>.رقوملا . ىنيز دمحأ ةماس أر خيشلا ةداعس‏</w:t>
         <w:br/>
         <w:t>تحية طيبة ويعد: &amp;</w:t>
       </w:r>
@@ -1751,15 +1751,15 @@
         </w:rPr>
         <w:t>‎Zid (69,166.77‏ وستون الفا ومائة وستة وستون ريالا وسبعة</w:t>
         <w:br/>
-        <w:t>ا ركذا الستحصلات النقدية لمبيع أغنام مختلفة الحجم</w:t>
+        <w:t>مجحلا ةفلتخم مانغأ عيبمل ةيدقنلا تالصحتسلا اذكر ا</w:t>
         <w:br/>
         <w:t>والنسوع من مشروع الأغنام أضافة لليمون من البستان بمبلغ وقدره</w:t>
         <w:br/>
         <w:t>)5,440.00( خمسة آلاف وأربعمائة وأربعون ريالا لاغير مع المستنذات</w:t>
         <w:br/>
-        <w:t>الأصلية لذا نرجو التكرم بتعميد الأدارة المالية لأصدار شيك لحسابنا</w:t>
+        <w:t>انباسحل كيش رادصأل ةيلاملا ةرادألا ديمعتب مركتلا وجرن اذل ةيلصألا</w:t>
         <w:br/>
-        <w:t>للسداد وأستعاضة السلفة الشهرية للمزرعة ... 1</w:t>
+        <w:t>1 ... ةعرزملل ةيرهشلا ةفلسلا ةضاعتسأو دادسلل</w:t>
       </w:r>
     </w:p>
     <w:p>
@@ -1839,7 +1839,7 @@
           <w:b w:val="0"/>
           <w:i w:val="0"/>
         </w:rPr>
-        <w:t>‎COATT )00(17 0911516 7 ‏هاتف 5511150171 - 55141517 1 )1( 44 - فاكس‎ - "١971 ‏المزرعة : ص.ب +551 - الجموم‎</w:t>
+        <w:t>‎مومجلا - 551+ ب.ص : ةعرزملا‏ ١971" - ‎سكاف - 44 )1( 1 55141517 - 5511150171 فتاه‏ 7 0911516 17)00( COATT‎</w:t>
         <w:br/>
         <w:t>Farm - P.O. Box : 269 - Al-Jumoom 21926 - Tel. : 00966 (0) 2 5941907 / 5941923 - Fax: 00966 (0) 2 5941915</w:t>
         <w:br/>
@@ -1971,7 +1971,7 @@
         <w:br/>
         <w:t>-| ‏وب‎ aphy Mend ‏رجهم‎ Fiche ‏جج 6ج لب ) وكيس يدنجو‎ &lt;9 6110</w:t>
         <w:br/>
-        <w:t>- Re ee gee ‏الود يكور ووس ود اتويونات‎</w:t>
+        <w:t>‎تانويوتا دو سوو روكي دولا‏ gee ee Re -</w:t>
       </w:r>
     </w:p>
     <w:p>
@@ -2081,7 +2081,7 @@
         <w:br/>
         <w:t>[صفحة 1 - OCR]</w:t>
         <w:br/>
-        <w:t>شركة أوزكو المحدودةٌ التاريخ : 2015/7/29 م 02:52:05</w:t>
+        <w:t>02:52:05 م 2015/7/29 : خيراتلا ٌةدودحملا وكزوأ ةكرش</w:t>
         <w:br/>
         <w:t>صفحة رقم : 1</w:t>
       </w:r>
@@ -2111,7 +2111,7 @@
           <w:b w:val="0"/>
           <w:i w:val="0"/>
         </w:rPr>
-        <w:t>اليو ‘</w:t>
+        <w:t>‘ ويلا</w:t>
       </w:r>
     </w:p>
     <w:p>
@@ -2124,9 +2124,9 @@
           <w:b w:val="0"/>
           <w:i w:val="0"/>
         </w:rPr>
-        <w:t>مسلسل: 1118 التاريخ :2015/7/29 اليوميةالفرعية : المسلسل :</w:t>
+        <w:t>: لسلسملا : ةيعرفلاةيمويلا :2015/7/29 خيراتلا 1118 :لسلسم</w:t>
         <w:br/>
-        <w:t>‎ae‏ 1118 شر القيد: المنصرف على شركة اسامة الزراعية بواسطة مزرعةالدواجن عن</w:t>
+        <w:t>نع نجاودلاةعرزم ةطساوب ةيعارزلا ةماسا ةكرش ىلع فرصنملا :ديقلا رش 1118 ‏ae‎</w:t>
       </w:r>
     </w:p>
     <w:p>
@@ -2154,7 +2154,7 @@
         </w:rPr>
         <w:t>10095198 شركة اسامة زيني = المنصرف على شركة اسامة الزراعية 117,704</w:t>
         <w:br/>
-        <w:t>والحيوانية بواسطة مزرعةالدواجن عن شهر ي</w:t>
+        <w:t>ي رهش نع نجاودلاةعرزم ةطساوب ةيناويحلاو</w:t>
         <w:br/>
         <w:t>10095195 شركة مزرعة وادي فاطمة ‎pal gall‏ |المنصرف على شركة اسامة الزراعية 117,704</w:t>
         <w:br/>
@@ -2190,15 +2190,15 @@
           <w:b w:val="0"/>
           <w:i w:val="0"/>
         </w:rPr>
-        <w:t>شركة مزوعة ‎gly‏ فاطمة للدواجن المحدودة</w:t>
+        <w:t>ةدودحملا نجاودلل ةمطاف ‏gly‎ ةعوزم ةكرش</w:t>
         <w:br/>
         <w:t>شركة ذات مسئولية محدودة</w:t>
         <w:br/>
-        <w:t>رأس المال المدفوع ٠6٠.,.٠..,9؟‏ ريال سعودي</w:t>
+        <w:t>يدوعس لاير ‏؟9,.٠..,٠6٠. عوفدملا لاملا سأر</w:t>
         <w:br/>
         <w:t>سات ا ‎ETL PEON)‏</w:t>
         <w:br/>
-        <w:t>مكة المكرمة ‏ المملكة العربية السعودية</w:t>
+        <w:t>ةيدوعسلا ةيبرعلا ةكلمملا ‏ ةمركملا ةكم</w:t>
       </w:r>
     </w:p>
     <w:p>
@@ -2247,7 +2247,7 @@
         </w:rPr>
         <w:t>التاريخ :1436/9/27 ه</w:t>
         <w:br/>
-        <w:t>الموافق : 2015/07/14 م</w:t>
+        <w:t>م 2015/07/14 : قفاوملا</w:t>
       </w:r>
     </w:p>
     <w:p>
@@ -2260,7 +2260,7 @@
           <w:b w:val="0"/>
           <w:i w:val="0"/>
         </w:rPr>
-        <w:t>سعادة الشيخ رأ سا مة أحمد زينى . الموقر.</w:t>
+        <w:t>.رقوملا . ىنيز دمحأ ةم اس أر خيشلا ةداعس</w:t>
       </w:r>
     </w:p>
     <w:p>
@@ -2288,19 +2288,19 @@
         </w:rPr>
         <w:t>‎Gi yo‏ لسعادتكم طيه كشفى الحساب لمصروفات كلا من البستان</w:t>
         <w:br/>
-        <w:t>ومثبروع الأغنام بالوادى عن شهر يونيه 2015 م بمبلغ و قدره</w:t>
+        <w:t>هردق و غلبمب م 2015 هينوي رهش نع ىداولاب مانغألا عوربثمو</w:t>
         <w:br/>
         <w:t>‎LIL. (117,703.88)‏ وسبعة ‎pte‏ الفا وسبعمائة وثلاثة ريالا</w:t>
         <w:br/>
         <w:t>ثمانئية وثمانون هلله وكذا المتحمصلات النقدية لمبيع أغنام مختلفة</w:t>
         <w:br/>
-        <w:t>‎eal‏ والنوع من مشروع الأغنام أضافة لليمون والتمور من البستان</w:t>
+        <w:t>ناتسبلا نم رومتلاو نوميلل ةفاضأ مانغألا عورشم نم عونلاو ‏eal‎</w:t>
         <w:br/>
         <w:t>بمبلغ وقدره )33,234.00( ثلاثة وثلاثون الفا ومئتان وأربعة وثلاثون</w:t>
         <w:br/>
-        <w:t>ريالا لاغير مع المستتندات الأصلية لذا نرجو التكرم بتعميد الأدارة</w:t>
+        <w:t>ةرادألا ديمعتب مركتلا وجرن اذل ةيلصألا تادنتتسملا عم ريغال الاير</w:t>
         <w:br/>
-        <w:t>المالية لأصدار شيك لحسابنا للسداد وأستعاضة السلفة الشهرية</w:t>
+        <w:t>ةيرهشلا ةفلسلا ةضاعتسأو دادسلل انباسحل كيش رادصأل ةيلاملا</w:t>
       </w:r>
     </w:p>
     <w:p>
@@ -2344,7 +2344,7 @@
         <w:br/>
         <w:t>1</w:t>
         <w:br/>
-        <w:t>المزرعة : ص.ب + ‎7١5‏ - الجموم 71575 ‎Farm: P.O. Box : 269 - Al-Jumoom 6 ١‏</w:t>
+        <w:t>‏١ 6 Al-Jumoom - 269 : Box P.O. Farm:‎ 71575 مومجلا - ‏7١5‎ + ب.ص : ةعرزملا</w:t>
         <w:br/>
         <w:t>‎OFEN4eV 2 Caos‏ ا ةي ‎Tel. : 00966(012)5941907 / 5941923 3 fv)‏</w:t>
       </w:r>
@@ -2374,7 +2374,7 @@
         </w:rPr>
         <w:t>‎000000011 . 5 8</w:t>
         <w:br/>
-        <w:t>Fax (012) 5 E-mail : info@wadifatimahpoultry.com + ‏بريد الكتروتي‎</w:t>
+        <w:t>‎يتورتكلا ديرب‏ + info@wadifatimahpoultry.com : E-mail 5 (012) Fax</w:t>
       </w:r>
     </w:p>
     <w:p>
@@ -2468,7 +2468,7 @@
           <w:b w:val="0"/>
           <w:i w:val="0"/>
         </w:rPr>
-        <w:t>‎ee ry‏ امس ‎hey‏ كا 17م</w:t>
+        <w:t>م17 اك ‏hey‎ سما ‏ry ee‎</w:t>
       </w:r>
     </w:p>
     <w:p>
@@ -2494,7 +2494,7 @@
           <w:b w:val="0"/>
           <w:i w:val="0"/>
         </w:rPr>
-        <w:t>‏00 مجعم موي مي بيع السيسس مسي بيذ زم ‎[ei‏ 9091</w:t>
+        <w:t>9091 ‏ei]‎ مز ذيب يسم سسيسلا عيب يم يوم معجم 00‏</w:t>
         <w:br/>
         <w:t>‎ree”‏ ياي ‎oF sf?‏ قي ( )مجم حبسم رمي مومس 69وج</w:t>
       </w:r>
@@ -2513,7 +2513,7 @@
         <w:br/>
         <w:t>SLOT OO LZ | LELLEO AR ‏ممص بصم‎ apie ‏وسكي‎ pretty of rh Pity 91029</w:t>
         <w:br/>
-        <w:t>910290: ‏ورصي |2 0091ج ال‎ oee(Ob) ry ‏لويم خصو‎ ree ‏ضح‎ weet:</w:t>
+        <w:t>weet: ‎حض‏ ree ‎وصخ ميول‏ ry (Ob)oee ‎لا ج0091 2| يصرو‏ 910290:</w:t>
       </w:r>
     </w:p>
     <w:p>
@@ -2539,7 +2539,7 @@
           <w:b w:val="0"/>
           <w:i w:val="0"/>
         </w:rPr>
-        <w:t>‎91029091 90002 leche ree b) ‏يي شيعم وجرمم و عي يو‎ G90</w:t>
+        <w:t>G90 ‎وي يع و ممرجو معيش يي‏ (b ree leche 90002 91029091‎</w:t>
       </w:r>
     </w:p>
     <w:p>
@@ -2616,9 +2616,9 @@
           <w:b w:val="0"/>
           <w:i w:val="0"/>
         </w:rPr>
-        <w:t>‎5206 -| ‏وعم بعيو يمسي‎ ovelh) aA? ‏يه‎ Fere(02) ‏خسم وج‎ IE”</w:t>
+        <w:t>”IE ‎جو مسخ‏ (02)Fere ‎هي‏ ?aA (ovelh ‎يسمي ويعب معو‏ |- 5206‎</w:t>
         <w:br/>
-        <w:t>‏ورم إ&lt;وو0‎ otel0z) Ary ge ‏نعم‎ eT? ISHLO”</w:t>
+        <w:t>”ISHLO ?eT ‎معن‏ ge Ary (otel0z ‎0وو&gt;إ مرو‏</w:t>
       </w:r>
     </w:p>
     <w:p>
@@ -2631,7 +2631,7 @@
           <w:b w:val="0"/>
           <w:i w:val="0"/>
         </w:rPr>
-        <w:t>‎Overt ‏يطعم رصي[‎ reer oo rete ery”</w:t>
+        <w:t>”ery rete oo reer ‎]يصر معطي‏ Overt‎</w:t>
       </w:r>
     </w:p>
     <w:p>
@@ -2644,7 +2644,7 @@
           <w:b w:val="0"/>
           <w:i w:val="0"/>
         </w:rPr>
-        <w:t>‏+ 092و كبس عويب ويب ‎Re‏ تعمج ‎eee yee rete‏ صم | - 90921</w:t>
+        <w:t>90921 - | مص ‏rete yee eee‎ جمعت ‏Re‎ بيو بيوع سبك و092 +‏</w:t>
       </w:r>
     </w:p>
     <w:p>

--- a/zaini_case_audit_output/outputs/word/documents/126_مزرعة الوادي 1436 (zip).docx
+++ b/zaini_case_audit_output/outputs/word/documents/126_مزرعة الوادي 1436 (zip).docx
@@ -242,7 +242,7 @@
         <w:br/>
         <w:t>سرت :413113131</w:t>
         <w:br/>
-        <w:t>ةيدوعسلا ةيبرعلا ةكلمملا - ةدج</w:t>
+        <w:t>جدة - المملكة العربية السعودية</w:t>
       </w:r>
     </w:p>
     <w:p>
@@ -1693,7 +1693,7 @@
         <w:br/>
         <w:t>لت ‎10٠١1575١‏</w:t>
         <w:br/>
-        <w:t>ةيدوعسلا ةيبرعلا ةكلمملا - ةمركملا ةكم‏</w:t>
+        <w:t>‏مكة المكرمة - المملكة العربية السعودية</w:t>
       </w:r>
     </w:p>
     <w:p>
@@ -2198,7 +2198,7 @@
         <w:br/>
         <w:t>سات ا ‎ETL PEON)‏</w:t>
         <w:br/>
-        <w:t>ةيدوعسلا ةيبرعلا ةكلمملا ‏ ةمركملا ةكم</w:t>
+        <w:t>مكة المكرمة ‏ المملكة العربية السعودية</w:t>
       </w:r>
     </w:p>
     <w:p>

--- a/zaini_case_audit_output/outputs/word/documents/126_مزرعة الوادي 1436 (zip).docx
+++ b/zaini_case_audit_output/outputs/word/documents/126_مزرعة الوادي 1436 (zip).docx
@@ -270,7 +270,7 @@
           <w:b w:val="0"/>
           <w:i w:val="0"/>
         </w:rPr>
-        <w:t>.رقوملا . ىنيز دمحأ ةم اس أر خيشلا ةداعس</w:t>
+        <w:t>سعادة الشيخ رأ سا مة أحمد زينى . الموقر.</w:t>
         <w:br/>
         <w:t>تحية طيبة ويعد:</w:t>
         <w:br/>
@@ -1401,7 +1401,7 @@
           <w:b w:val="0"/>
           <w:i w:val="0"/>
         </w:rPr>
-        <w:t>.رقوملا . ىنسسيز دسمحأ ةم اس أ/ خيشلا ةداعس</w:t>
+        <w:t>سعادة الشيخ /أ سا مة أحمسد زيسسنى . الموقر.</w:t>
         <w:br/>
         <w:t>تحية طيبة وبعد: &amp;€</w:t>
       </w:r>
@@ -2260,7 +2260,7 @@
           <w:b w:val="0"/>
           <w:i w:val="0"/>
         </w:rPr>
-        <w:t>.رقوملا . ىنيز دمحأ ةم اس أر خيشلا ةداعس</w:t>
+        <w:t>سعادة الشيخ رأ سا مة أحمد زينى . الموقر.</w:t>
       </w:r>
     </w:p>
     <w:p>

--- a/zaini_case_audit_output/outputs/word/documents/126_مزرعة الوادي 1436 (zip).docx
+++ b/zaini_case_audit_output/outputs/word/documents/126_مزرعة الوادي 1436 (zip).docx
@@ -78,7 +78,7 @@
           <w:b w:val="0"/>
           <w:i w:val="0"/>
         </w:rPr>
-        <w:t>[zip :ةقيرط - 4 :ةيلخادلا تافلملا ددع - 1RGOZ33jzhFIi8_3uIkTviQ670XF1dVg_.zip فيشرأ]</w:t>
+        <w:t>[أرشيف 1RGOZ33jzhFIi8_3uIkTviQ670XF1dVg_.zip - عدد الملفات الداخلية: 4 - طريقة: zip]</w:t>
       </w:r>
     </w:p>
     <w:p>
@@ -95,7 +95,7 @@
         <w:br/>
         <w:t>[صفحة 1 - OCR]</w:t>
         <w:br/>
-        <w:t>ةدودحملا وفقك زوأ ةكرش</w:t>
+        <w:t>شركة أوز كقفو المحدودة</w:t>
         <w:br/>
         <w:t>ص.ب 5499 جدة ‎VVOVE‏</w:t>
       </w:r>
@@ -110,7 +110,7 @@
           <w:b w:val="0"/>
           <w:i w:val="0"/>
         </w:rPr>
-        <w:t>08:41:07 ص 2015/3/11 :(تيراتلا</w:t>
+        <w:t>التاريت): 2015/3/11 ص 08:41:07</w:t>
         <w:br/>
         <w:t>صفحة رقم : 1</w:t>
         <w:br/>
@@ -127,9 +127,9 @@
           <w:b w:val="0"/>
           <w:i w:val="0"/>
         </w:rPr>
-        <w:t>: ةيعرفلاةيمويلا :2015/3/11 خيراتلا 384 :لسلسم</w:t>
+        <w:t>مسلسل: 384 التاريخ :2015/3/11 اليوميةالفرعية :</w:t>
         <w:br/>
-        <w:t>‏cae‎ ةاعساوب ةيعارلا ةماسا ةكرش ىلع ةفوصتملا ديقلا حرش 384 :ديقلا مقر</w:t>
+        <w:t>رقم القيد: 384 شرح القيد المتصوفة على شركة اسامة الراعية بواسعاة ‎cae‏</w:t>
       </w:r>
     </w:p>
     <w:p>
@@ -234,11 +234,11 @@
           <w:b w:val="0"/>
           <w:i w:val="0"/>
         </w:rPr>
-        <w:t>ةدودحملا نجاودلل ةمطاق ‏de gaily‎ 550 ةكرش</w:t>
+        <w:t>شركة 550 ‎gaily de‏ قاطمة للدواجن المحدودة</w:t>
         <w:br/>
         <w:t>شركة ذات مسئولية محدودة</w:t>
         <w:br/>
-        <w:t>يدوعس لاير ‏sees Tyee‎ عوفدملا لاملا سأر</w:t>
+        <w:t>رأس المال المدفوع ‎Tyee sees‏ ريال سعودي</w:t>
         <w:br/>
         <w:t>سرت :413113131</w:t>
         <w:br/>
@@ -257,7 +257,7 @@
         </w:rPr>
         <w:t>التاريخ : 1436/03/23 —</w:t>
         <w:br/>
-        <w:t>م 2015/01/14 : قفاوملا</w:t>
+        <w:t>الموافق : 2015/01/14 م</w:t>
       </w:r>
     </w:p>
     <w:p>
@@ -282,17 +282,17 @@
         <w:br/>
         <w:t>و قدره )94,653.66( أربعة وتسعون الفا وستمائة ‎ADU,‏ وخمسون</w:t>
         <w:br/>
-        <w:t>ناتسبلا نم الكل ةقحتسملا غلابملا اذكو هلله نوتسو ةتسو الاير</w:t>
+        <w:t>ريالا وستة وستون هلله وكذا المبالغ المستحقة لكلا من البستان</w:t>
         <w:br/>
         <w:t>عم نيمأتلل ةيبطلا ةقيثولا ريدقت ةداعأ ريظن مانغألا عورشمو</w:t>
         <w:br/>
-        <w:t>.ةيلصألا تادنتسملا</w:t>
+        <w:t>المستندات الأصلية.</w:t>
         <w:br/>
-        <w:t>ديدستلل انباسحل كيش رادصأل ةيلاملا ةرادإلا ديمعتب مركتلا وجرن</w:t>
+        <w:t>نرجو التكرم بتعميد الإدارة المالية لأصدار شيك لحسابنا للتسديد</w:t>
         <w:br/>
-        <w:t>.ةعرزملل ةيرهشلا تافورسصمملا ةضاعتسأو</w:t>
+        <w:t>وأستعاضة الممصسروفات الشهرية للمزرعة.</w:t>
         <w:br/>
-        <w:t>حلا</w:t>
+        <w:t>الح</w:t>
         <w:br/>
         <w:t>‎ger‏</w:t>
         <w:br/>
@@ -308,7 +308,7 @@
         <w:br/>
         <w:t>رمع اماعنام 0 ‎av‏</w:t>
         <w:br/>
-        <w:t>مح ىلا“‏</w:t>
+        <w:t>‏“الى حم</w:t>
         <w:br/>
         <w:t>6</w:t>
         <w:br/>
@@ -353,11 +353,11 @@
           <w:b w:val="0"/>
           <w:i w:val="0"/>
         </w:rPr>
-        <w:t>5 9 he TO — ‎مومجلا‏ 5١975 - ‎هو 119810, فتاه‏ — OMEVATY (HY) FATT ‎سكاف‏ Oo OFENAV (CNY STRUT</w:t>
+        <w:t>STRUT CNY) OFENAV Oo ‏فاكس‎ FATT (HY) OMEVATY — ‏هاتف ,119810 وه‎ - 5١975 ‏الجموم‎ — TO he 9 5</w:t>
         <w:br/>
         <w:t>Farm - P.O. Box : 269 - Al-Iumoom 21926 - Tel. : 00966(012)5941907 / 5941923 - Fax: 00966 (01 2)5941915</w:t>
         <w:br/>
-        <w:t>wadifatimahpoultry.com www. : Website - ‎يتوركتكلا ديري‏ + info@wadifatimahpoultry.com : E-mail</w:t>
+        <w:t>E-mail : info@wadifatimahpoultry.com + ‏يريد الكتكروتي‎ - Website : www. wadifatimahpoultry.com</w:t>
       </w:r>
     </w:p>
     <w:p>
@@ -400,7 +400,7 @@
           <w:b w:val="0"/>
           <w:i w:val="0"/>
         </w:rPr>
-        <w:t>0 تتاترارملا#</w:t>
+        <w:t>#المرارتاتت 0</w:t>
       </w:r>
     </w:p>
     <w:p>
@@ -469,7 +469,7 @@
           <w:b w:val="0"/>
           <w:i w:val="0"/>
         </w:rPr>
-        <w:t>نجم ‏?eg FD‎ سستم ‏a ”Cope‎ ميسر ‏HO‎ مارك ‏# ePLOZ/EE TKO eth reed PEP‎</w:t>
+        <w:t>‎PEP reed eth TKO ePLOZ/EE #‏ كرام ‎HO‏ رسيم ‎Cope” a‏ متسس ‎FD eg?‏ مجن</w:t>
       </w:r>
     </w:p>
     <w:p>
@@ -521,7 +521,7 @@
           <w:b w:val="0"/>
           <w:i w:val="0"/>
         </w:rPr>
-        <w:t>‏ots‎ مكب مسج معصم مروه *‏</w:t>
+        <w:t>‏* هورم مصعم جسم بكم ‎ots‏</w:t>
       </w:r>
     </w:p>
     <w:p>
@@ -534,7 +534,7 @@
           <w:b w:val="0"/>
           <w:i w:val="0"/>
         </w:rPr>
-        <w:t>مط ‏tity ?inom ?rere‎ مسح ‏oO‎ روج مسمع ‏LOZ‎</w:t>
+        <w:t>‎LOZ‏ عمسم جور ‎oO‏ حسم ‎rere? inom? tity‏ طم</w:t>
       </w:r>
     </w:p>
     <w:p>
@@ -620,7 +620,7 @@
           <w:b w:val="0"/>
           <w:i w:val="0"/>
         </w:rPr>
-        <w:t>‏eye‎ مج( ‏?pe‎ بسبع و معجم مرر طل‏</w:t>
+        <w:t>‏لط ررم مجعم و عبسب ‎pe?‏ )جم ‎eye‏</w:t>
       </w:r>
     </w:p>
     <w:p>
@@ -919,7 +919,7 @@
           <w:b w:val="0"/>
           <w:i w:val="0"/>
         </w:rPr>
-        <w:t>bLZ lL“ 4 PLOZ rhe eM KP ‎سمع سو‏ AE ‎و يب‏ ?hen) Fan frre = | 206-0600 LE ZL PLOT 50</w:t>
+        <w:t>50 PLOT ZL LE 206-0600 | = frre Fan (hen? ‏بي و‎ AE ‏وس عمس‎ KP eM rhe PLOZ 4 “lL bLZ</w:t>
         <w:br/>
         <w:t>th PLOtZL LE ELOEL = PAO Fem pen ey en? SP et cher pLOz o - 100222</w:t>
         <w:br/>
@@ -946,7 +946,7 @@
         </w:rPr>
         <w:t>“G plot Zh FL PLELZ9 - PED Cee ret ‏كو‎ rem itty ep ey mm? (44) ° 00°6€z'Z - 0</w:t>
         <w:br/>
-        <w:t>921 -100 ١ ‎مسيو‏ oh ‎عبس تسر وبكل بجسمك نسر‏ te ‎مع و و‏ res] ~ AL 2919207 80'vlozZ1 Py“</w:t>
+        <w:t>“Py vlozZ1'80 2919207 AL ~ [res ‏و و عم‎ te ‏رسن كمسجب لكبو رست سبع‎ oh ‏ويسم‎ ١ -100 921</w:t>
         <w:br/>
         <w:t>&gt; ‏ع‎ 20710 02121 free Crys ‏جسم‎ Femicy ‏عب‎ APS (ret) ‏بكسي حسمي‎ tery a BLO”</w:t>
       </w:r>
@@ -1062,7 +1062,7 @@
           <w:b w:val="0"/>
           <w:i w:val="0"/>
         </w:rPr>
-        <w:t>°f ‎عج‏ heer OH ‎يوكو و ورحل يضع سمع يو ببي‏ وصعصم|-  /11-515001  | LE ZTE PLOT</w:t>
+        <w:t>PLOT ZTE LE |  /11-515001  -|مصعصو ‏يبب وي عمس عضي لحرو و وكوي‎ OH heer ‏جع‎ f°</w:t>
       </w:r>
     </w:p>
     <w:p>
@@ -1267,7 +1267,7 @@
         <w:br/>
         <w:t>[صفحة 1 - OCR]</w:t>
         <w:br/>
-        <w:t>08:07:00 ص 2015/6/3 : خيرلتلا ةدودحملا وكزوأ ةكرش</w:t>
+        <w:t>شركة أوزكو المحدودة التلريخ : 2015/6/3 ص 08:07:00</w:t>
         <w:br/>
         <w:t>ص.ب 54855 ‎Rarer tree) YVOVE bap‏</w:t>
         <w:br/>
@@ -1284,7 +1284,7 @@
           <w:b w:val="0"/>
           <w:i w:val="0"/>
         </w:rPr>
-        <w:t>: ةيعرفلاةيمويلا :2015/6/3 خيراستلا</w:t>
+        <w:t>التساريخ :2015/6/3 اليوميةالفرعية :</w:t>
         <w:br/>
         <w:t>شرح القيد: المنتصرف على شركة اسامة زينهالزراعية عن شهر</w:t>
       </w:r>
@@ -1365,15 +1365,15 @@
           <w:b w:val="0"/>
           <w:i w:val="0"/>
         </w:rPr>
-        <w:t>ةدودحملا نجاودلل ةمطاك ‏gaily‎ ةعرزم ةكرش</w:t>
+        <w:t>شركة مزرعة ‎gaily‏ كاطمة للدواجن المحدودة</w:t>
         <w:br/>
         <w:t>شركة ‎SIS‏ مسئولية محدودة</w:t>
         <w:br/>
-        <w:t>يدوعس لاير ‏76.00.2٠0١‎ عوفدملا لاما سأر</w:t>
+        <w:t>رأس امال المدفوع ‎76.00.2٠0١‏ ريال سعودي</w:t>
         <w:br/>
         <w:t>سات 11111</w:t>
         <w:br/>
-        <w:t>ةيدوعسلا ةيبرصلا ةكلمملا - ةمركملا ةكم</w:t>
+        <w:t>مكة المكرمة - المملكة الصربية السعودية</w:t>
       </w:r>
     </w:p>
     <w:p>
@@ -1388,7 +1388,7 @@
         </w:rPr>
         <w:t>التاريخ :1436/6/24 ه</w:t>
         <w:br/>
-        <w:t>م 2015/4/13 : قفاوسملا</w:t>
+        <w:t>المسوافق : 2015/4/13 م</w:t>
       </w:r>
     </w:p>
     <w:p>
@@ -1422,13 +1422,13 @@
         <w:br/>
         <w:t>(80,196.56) ثمانون الفا ومائة وستة وتسعون ريالا وستة وخمسون</w:t>
         <w:br/>
-        <w:t>غلبمب عونلاو مجحلا ةفلتخم مانغأ عيبمل ةيدقنلا تالصمحتملا اذكو هلله</w:t>
+        <w:t>هلله وكذا المتحمصلات النقدية لمبيع أغنام مختلفة الحجم والنوع بمبلغ</w:t>
         <w:br/>
         <w:t>وقدره (47,850.00) سبعة وأربعون الفا وثمانمائة وخمسون ريالا</w:t>
         <w:br/>
-        <w:t>ةيلاملا ةرادألا ديمعتب مركتلا وجرن اذل ةيلصألا تادنتسملا عم ريغال</w:t>
+        <w:t>لاغير مع المستندات الأصلية لذا نرجو التكرم بتعميد الأدارة المالية</w:t>
         <w:br/>
-        <w:t>ةعرزملل ةيرهشلا ةفلسلا ةضاعتسأو دادسلل انباسحل كيش رادصأل</w:t>
+        <w:t>لأصدار شيك لحسابنا للسداد وأستعاضة السلفة الشهرية للمزرعة</w:t>
       </w:r>
     </w:p>
     <w:p>
@@ -1490,7 +1490,7 @@
           <w:b w:val="0"/>
           <w:i w:val="0"/>
         </w:rPr>
-        <w:t>تكلل )9( ‏OMEVANG‎ , سكاف - 6 499 )+( ‏TOSEIATE‎ - 044191 , فتاه - ‏TINT‎ مومجلا - :554 ب.ص . ةعرزلا</w:t>
+        <w:t>الزرعة . ص.ب :554 - الجموم ‎TINT‏ - هاتف , 044191 - ‎TOSEIATE‏ )+( 499 6 - فاكس , ‎OMEVANG‏ )9( للكت</w:t>
         <w:br/>
         <w:t>‎Farm - P.O. Box : 269 - Al-Jumoom 21926 - Tel. : 00966 (0) 2 5941907 / 5941923 - Fax: 00966 )0( 5941915‏</w:t>
       </w:r>
@@ -1505,7 +1505,7 @@
           <w:b w:val="0"/>
           <w:i w:val="0"/>
         </w:rPr>
-        <w:t>‎تكلا لمان‏ 40+ cam wadifatimahnf@Mbatmail ٠ F-mail</w:t>
+        <w:t>F-mail ٠ wadifatimahnf@Mbatmail cam +40 ‏نامل الكت‎</w:t>
       </w:r>
     </w:p>
     <w:p>
@@ -1548,7 +1548,7 @@
         <w:br/>
         <w:t>[صفحة 1 - OCR]</w:t>
         <w:br/>
-        <w:t>08:10:07 ص 2015/7/27 :خييراقلا ةدودحملا وكزوأ ةكرش</w:t>
+        <w:t>شركة أوزكو المحدودة القارييخ: 2015/7/27 ص 08:10:07</w:t>
         <w:br/>
         <w:t>‎YVOVE ban 51449 Ge‏ ‘ صفحة رقم : 1</w:t>
       </w:r>
@@ -1576,9 +1576,9 @@
           <w:b w:val="0"/>
           <w:i w:val="0"/>
         </w:rPr>
-        <w:t>: لسلسملا : ةيعرفلاةيمويلا 2015/7/27 : خيراسستلا</w:t>
+        <w:t>التسساريخ : 2015/7/27 اليوميةالفرعية : المسلسل :</w:t>
         <w:br/>
-        <w:t>نع نجاودلا ةعرزمةطساوب ةيعارزلا ةماسا ةكرش ىلع فرصتنملا :ديقلا رش</w:t>
+        <w:t>شر القيد: المنتصرف على شركة اسامة الزراعية بواسطةمزرعة الدواجن عن</w:t>
       </w:r>
     </w:p>
     <w:p>
@@ -1623,7 +1623,7 @@
           <w:b w:val="0"/>
           <w:i w:val="0"/>
         </w:rPr>
-        <w:t>| 167,69 167,69 |: ىلامجألا</w:t>
+        <w:t>الأجمالى :| 69,167 69,167 |</w:t>
         <w:br/>
         <w:t>على ‎saath‏</w:t>
       </w:r>
@@ -1638,7 +1638,7 @@
           <w:b w:val="0"/>
           <w:i w:val="0"/>
         </w:rPr>
-        <w:t>يرقتلا ةياهن -</w:t>
+        <w:t>- نهاية التقري</w:t>
       </w:r>
     </w:p>
     <w:p>
@@ -1685,11 +1685,11 @@
           <w:b w:val="0"/>
           <w:i w:val="0"/>
         </w:rPr>
-        <w:t>ةدودحملا نجاودلل ةيطاق ‏gaily‎ ةعرزم ‏, oye‎</w:t>
+        <w:t>‎oye ,‏ مزرعة ‎gaily‏ قاطية للدواجن المحدودة</w:t>
         <w:br/>
         <w:t>شركة ذات مسثولية محدودة</w:t>
         <w:br/>
-        <w:t>يدوعس لاير ‏18.000.0٠١‎ عوفدملا لاملا سأر</w:t>
+        <w:t>رأس المال المدفوع ‎18.000.0٠١‏ ريال سعودي</w:t>
         <w:br/>
         <w:t>لت ‎10٠١1575١‏</w:t>
         <w:br/>
@@ -1708,7 +1708,7 @@
         </w:rPr>
         <w:t>‏التاريخ :1436/8/21 ه</w:t>
         <w:br/>
-        <w:t>م 2015/06/09 : قفاوملا</w:t>
+        <w:t>الموافق : 2015/06/09 م</w:t>
       </w:r>
     </w:p>
     <w:p>
@@ -1721,7 +1721,7 @@
           <w:b w:val="0"/>
           <w:i w:val="0"/>
         </w:rPr>
-        <w:t>.رقوملا . ىنيز دمحأ ةماس أر خيشلا ةداعس‏</w:t>
+        <w:t>‏سعادة الشيخ رأ سامة أحمد زينى . الموقر.</w:t>
         <w:br/>
         <w:t>تحية طيبة ويعد: &amp;</w:t>
       </w:r>
@@ -1751,15 +1751,15 @@
         </w:rPr>
         <w:t>‎Zid (69,166.77‏ وستون الفا ومائة وستة وستون ريالا وسبعة</w:t>
         <w:br/>
-        <w:t>مجحلا ةفلتخم مانغأ عيبمل ةيدقنلا تالصحتسلا اذكر ا</w:t>
+        <w:t>ا ركذا الستحصلات النقدية لمبيع أغنام مختلفة الحجم</w:t>
         <w:br/>
         <w:t>والنسوع من مشروع الأغنام أضافة لليمون من البستان بمبلغ وقدره</w:t>
         <w:br/>
         <w:t>)5,440.00( خمسة آلاف وأربعمائة وأربعون ريالا لاغير مع المستنذات</w:t>
         <w:br/>
-        <w:t>انباسحل كيش رادصأل ةيلاملا ةرادألا ديمعتب مركتلا وجرن اذل ةيلصألا</w:t>
+        <w:t>الأصلية لذا نرجو التكرم بتعميد الأدارة المالية لأصدار شيك لحسابنا</w:t>
         <w:br/>
-        <w:t>1 ... ةعرزملل ةيرهشلا ةفلسلا ةضاعتسأو دادسلل</w:t>
+        <w:t>للسداد وأستعاضة السلفة الشهرية للمزرعة ... 1</w:t>
       </w:r>
     </w:p>
     <w:p>
@@ -1839,7 +1839,7 @@
           <w:b w:val="0"/>
           <w:i w:val="0"/>
         </w:rPr>
-        <w:t>‎مومجلا - 551+ ب.ص : ةعرزملا‏ ١971" - ‎سكاف - 44 )1( 1 55141517 - 5511150171 فتاه‏ 7 0911516 17)00( COATT‎</w:t>
+        <w:t>‎COATT )00(17 0911516 7 ‏هاتف 5511150171 - 55141517 1 )1( 44 - فاكس‎ - "١971 ‏المزرعة : ص.ب +551 - الجموم‎</w:t>
         <w:br/>
         <w:t>Farm - P.O. Box : 269 - Al-Jumoom 21926 - Tel. : 00966 (0) 2 5941907 / 5941923 - Fax: 00966 (0) 2 5941915</w:t>
         <w:br/>
@@ -2081,7 +2081,7 @@
         <w:br/>
         <w:t>[صفحة 1 - OCR]</w:t>
         <w:br/>
-        <w:t>02:52:05 م 2015/7/29 : خيراتلا ٌةدودحملا وكزوأ ةكرش</w:t>
+        <w:t>شركة أوزكو المحدودةٌ التاريخ : 2015/7/29 م 02:52:05</w:t>
         <w:br/>
         <w:t>صفحة رقم : 1</w:t>
       </w:r>
@@ -2111,7 +2111,7 @@
           <w:b w:val="0"/>
           <w:i w:val="0"/>
         </w:rPr>
-        <w:t>‘ ويلا</w:t>
+        <w:t>اليو ‘</w:t>
       </w:r>
     </w:p>
     <w:p>
@@ -2124,9 +2124,9 @@
           <w:b w:val="0"/>
           <w:i w:val="0"/>
         </w:rPr>
-        <w:t>: لسلسملا : ةيعرفلاةيمويلا :2015/7/29 خيراتلا 1118 :لسلسم</w:t>
+        <w:t>مسلسل: 1118 التاريخ :2015/7/29 اليوميةالفرعية : المسلسل :</w:t>
         <w:br/>
-        <w:t>نع نجاودلاةعرزم ةطساوب ةيعارزلا ةماسا ةكرش ىلع فرصنملا :ديقلا رش 1118 ‏ae‎</w:t>
+        <w:t>‎ae‏ 1118 شر القيد: المنصرف على شركة اسامة الزراعية بواسطة مزرعةالدواجن عن</w:t>
       </w:r>
     </w:p>
     <w:p>
@@ -2154,7 +2154,7 @@
         </w:rPr>
         <w:t>10095198 شركة اسامة زيني = المنصرف على شركة اسامة الزراعية 117,704</w:t>
         <w:br/>
-        <w:t>ي رهش نع نجاودلاةعرزم ةطساوب ةيناويحلاو</w:t>
+        <w:t>والحيوانية بواسطة مزرعةالدواجن عن شهر ي</w:t>
         <w:br/>
         <w:t>10095195 شركة مزرعة وادي فاطمة ‎pal gall‏ |المنصرف على شركة اسامة الزراعية 117,704</w:t>
         <w:br/>
@@ -2190,11 +2190,11 @@
           <w:b w:val="0"/>
           <w:i w:val="0"/>
         </w:rPr>
-        <w:t>ةدودحملا نجاودلل ةمطاف ‏gly‎ ةعوزم ةكرش</w:t>
+        <w:t>شركة مزوعة ‎gly‏ فاطمة للدواجن المحدودة</w:t>
         <w:br/>
         <w:t>شركة ذات مسئولية محدودة</w:t>
         <w:br/>
-        <w:t>يدوعس لاير ‏؟9,.٠..,٠6٠. عوفدملا لاملا سأر</w:t>
+        <w:t>رأس المال المدفوع ٠6٠.,.٠..,9؟‏ ريال سعودي</w:t>
         <w:br/>
         <w:t>سات ا ‎ETL PEON)‏</w:t>
         <w:br/>
@@ -2247,7 +2247,7 @@
         </w:rPr>
         <w:t>التاريخ :1436/9/27 ه</w:t>
         <w:br/>
-        <w:t>م 2015/07/14 : قفاوملا</w:t>
+        <w:t>الموافق : 2015/07/14 م</w:t>
       </w:r>
     </w:p>
     <w:p>
@@ -2294,13 +2294,13 @@
         <w:br/>
         <w:t>ثمانئية وثمانون هلله وكذا المتحمصلات النقدية لمبيع أغنام مختلفة</w:t>
         <w:br/>
-        <w:t>ناتسبلا نم رومتلاو نوميلل ةفاضأ مانغألا عورشم نم عونلاو ‏eal‎</w:t>
+        <w:t>‎eal‏ والنوع من مشروع الأغنام أضافة لليمون والتمور من البستان</w:t>
         <w:br/>
         <w:t>بمبلغ وقدره )33,234.00( ثلاثة وثلاثون الفا ومئتان وأربعة وثلاثون</w:t>
         <w:br/>
-        <w:t>ةرادألا ديمعتب مركتلا وجرن اذل ةيلصألا تادنتتسملا عم ريغال الاير</w:t>
+        <w:t>ريالا لاغير مع المستتندات الأصلية لذا نرجو التكرم بتعميد الأدارة</w:t>
         <w:br/>
-        <w:t>ةيرهشلا ةفلسلا ةضاعتسأو دادسلل انباسحل كيش رادصأل ةيلاملا</w:t>
+        <w:t>المالية لأصدار شيك لحسابنا للسداد وأستعاضة السلفة الشهرية</w:t>
       </w:r>
     </w:p>
     <w:p>
@@ -2344,7 +2344,7 @@
         <w:br/>
         <w:t>1</w:t>
         <w:br/>
-        <w:t>‏١ 6 Al-Jumoom - 269 : Box P.O. Farm:‎ 71575 مومجلا - ‏7١5‎ + ب.ص : ةعرزملا</w:t>
+        <w:t>المزرعة : ص.ب + ‎7١5‏ - الجموم 71575 ‎Farm: P.O. Box : 269 - Al-Jumoom 6 ١‏</w:t>
         <w:br/>
         <w:t>‎OFEN4eV 2 Caos‏ ا ةي ‎Tel. : 00966(012)5941907 / 5941923 3 fv)‏</w:t>
       </w:r>
@@ -2374,7 +2374,7 @@
         </w:rPr>
         <w:t>‎000000011 . 5 8</w:t>
         <w:br/>
-        <w:t>‎يتورتكلا ديرب‏ + info@wadifatimahpoultry.com : E-mail 5 (012) Fax</w:t>
+        <w:t>Fax (012) 5 E-mail : info@wadifatimahpoultry.com + ‏بريد الكتروتي‎</w:t>
       </w:r>
     </w:p>
     <w:p>
@@ -2468,7 +2468,7 @@
           <w:b w:val="0"/>
           <w:i w:val="0"/>
         </w:rPr>
-        <w:t>م17 اك ‏hey‎ سما ‏ry ee‎</w:t>
+        <w:t>‎ee ry‏ امس ‎hey‏ كا 17م</w:t>
       </w:r>
     </w:p>
     <w:p>
@@ -2494,7 +2494,7 @@
           <w:b w:val="0"/>
           <w:i w:val="0"/>
         </w:rPr>
-        <w:t>9091 ‏ei]‎ مز ذيب يسم سسيسلا عيب يم يوم معجم 00‏</w:t>
+        <w:t>‏00 مجعم موي مي بيع السيسس مسي بيذ زم ‎[ei‏ 9091</w:t>
         <w:br/>
         <w:t>‎ree”‏ ياي ‎oF sf?‏ قي ( )مجم حبسم رمي مومس 69وج</w:t>
       </w:r>
@@ -2513,7 +2513,7 @@
         <w:br/>
         <w:t>SLOT OO LZ | LELLEO AR ‏ممص بصم‎ apie ‏وسكي‎ pretty of rh Pity 91029</w:t>
         <w:br/>
-        <w:t>weet: ‎حض‏ ree ‎وصخ ميول‏ ry (Ob)oee ‎لا ج0091 2| يصرو‏ 910290:</w:t>
+        <w:t>910290: ‏ورصي |2 0091ج ال‎ oee(Ob) ry ‏لويم خصو‎ ree ‏ضح‎ weet:</w:t>
       </w:r>
     </w:p>
     <w:p>
@@ -2526,7 +2526,7 @@
           <w:b w:val="0"/>
           <w:i w:val="0"/>
         </w:rPr>
-        <w:t>902 ‎يكل صك‏ ey oO Pry PRI | ‎يي ميج‏ ree Pitre eke ‎فانرا‏ 91029091‎</w:t>
+        <w:t>‎91029091 ‏ارناف‎ eke Pitre ree ‏جيم يي‎ | PRI Pry oO ey ‏كص لكي‎ 902</w:t>
       </w:r>
     </w:p>
     <w:p>
@@ -2539,7 +2539,7 @@
           <w:b w:val="0"/>
           <w:i w:val="0"/>
         </w:rPr>
-        <w:t>G90 ‎وي يع و ممرجو معيش يي‏ (b ree leche 90002 91029091‎</w:t>
+        <w:t>‎91029091 90002 leche ree b) ‏يي شيعم وجرمم و عي يو‎ G90</w:t>
       </w:r>
     </w:p>
     <w:p>
@@ -2616,9 +2616,9 @@
           <w:b w:val="0"/>
           <w:i w:val="0"/>
         </w:rPr>
-        <w:t>”IE ‎جو مسخ‏ (02)Fere ‎هي‏ ?aA (ovelh ‎يسمي ويعب معو‏ |- 5206‎</w:t>
+        <w:t>‎5206 -| ‏وعم بعيو يمسي‎ ovelh) aA? ‏يه‎ Fere(02) ‏خسم وج‎ IE”</w:t>
         <w:br/>
-        <w:t>”ISHLO ?eT ‎معن‏ ge Ary (otel0z ‎0وو&gt;إ مرو‏</w:t>
+        <w:t>‏ورم إ&lt;وو0‎ otel0z) Ary ge ‏نعم‎ eT? ISHLO”</w:t>
       </w:r>
     </w:p>
     <w:p>
@@ -2631,7 +2631,7 @@
           <w:b w:val="0"/>
           <w:i w:val="0"/>
         </w:rPr>
-        <w:t>”ery rete oo reer ‎]يصر معطي‏ Overt‎</w:t>
+        <w:t>‎Overt ‏يطعم رصي[‎ reer oo rete ery”</w:t>
       </w:r>
     </w:p>
     <w:p>
@@ -2644,7 +2644,7 @@
           <w:b w:val="0"/>
           <w:i w:val="0"/>
         </w:rPr>
-        <w:t>90921 - | مص ‏rete yee eee‎ جمعت ‏Re‎ بيو بيوع سبك و092 +‏</w:t>
+        <w:t>‏+ 092و كبس عويب ويب ‎Re‏ تعمج ‎eee yee rete‏ صم | - 90921</w:t>
       </w:r>
     </w:p>
     <w:p>

--- a/zaini_case_audit_output/outputs/word/documents/126_مزرعة الوادي 1436 (zip).docx
+++ b/zaini_case_audit_output/outputs/word/documents/126_مزرعة الوادي 1436 (zip).docx
@@ -306,7 +306,7 @@
         <w:br/>
         <w:t>‎ae oo 7 mets‏</w:t>
         <w:br/>
-        <w:t>رمع اماعنام 0 ‎av‏</w:t>
+        <w:t>‏av‎ 0 مانعاما عمر</w:t>
         <w:br/>
         <w:t>‏“الى حم</w:t>
         <w:br/>
@@ -1036,7 +1036,7 @@
         <w:br/>
         <w:t>~ ay 35</w:t>
         <w:br/>
-        <w:t>‏ل‎ peddiddy 1hq ‏جؤناودلاهم‎ o&gt; : Aq pasedaig</w:t>
+        <w:t>pasedaig Aq : &lt;o ‎مهالدوانؤج‏ 1hq peddiddy ‎ل‏</w:t>
       </w:r>
     </w:p>
     <w:p>
